--- a/applications/STRONG/Confidential - Manager FP&A - 2026-08-31/cover_letter.docx
+++ b/applications/STRONG/Confidential - Manager FP&A - 2026-08-31/cover_letter.docx
@@ -185,7 +185,7 @@
           <w:color w:val="09152A"/>
           <w:sz w:val="22"/>
         </w:rPr>
-        <w:t>At Ferguson Enterprises, I served as the primary FP&amp;A partner to the CFO, VP of Finance, and EVP of Sales for a large, multi-location ecommerce and supply chain operation. I built annual budgets, quarterly forecasts, cash flow and liquidity models, and monthly financial packages with variance analysis, trend identification, and executive commentary — owning the full FP&amp;A cycle, not just supporting it. At Catalyzt Nutrition, I extended this ownership through operational finance: building dynamic long-range financial models, scenario analysis frameworks, and P&amp;L reporting infrastructure serving executive leadership. In my freelance practice, I have applied this directly for three client organizations — at callcathai.online, building Power BI dashboards with Copilot-accelerated variance reporting; at primelayertrades.com, designing cash flow models and AI-assisted scenario analysis pipelines; and at hereraspreadsheets.com, building a full executive KPI reporting stack with real-time visualization and coaching the finance team on repeatable AI-enhanced workflows.</w:t>
+        <w:t>At Ferguson Enterprises, I served as the primary FP&amp;A partner to the CFO, VP of Finance, and EVP of Sales for a large, multi-location ecommerce and supply chain operation. I built annual budgets, quarterly forecasts, cash flow and liquidity models, and monthly financial packages with variance analysis, trend identification, and executive commentary — owning the full FP&amp;A cycle, not just supporting it. At Catalyzt Nutrition, I extended this ownership through operational finance: building dynamic long-range financial models, scenario analysis frameworks, and P&amp;L reporting infrastructure serving executive leadership. In my freelance practice, I have applied this directly for three client organizations — at callcatchai.online, building Power BI dashboards with Copilot-accelerated variance reporting; at primelayertrades.com, designing cash flow models and AI-assisted scenario analysis pipelines; and at hereraspreadsheets.com, building a full executive KPI reporting stack with real-time visualization and coaching the finance team on repeatable AI-enhanced workflows.</w:t>
       </w:r>
     </w:p>
     <w:p>
